--- a/flow/20230914_vu_template/drafts/2024-06-g/03-ПН-Лукиліяна.docx
+++ b/flow/20230914_vu_template/drafts/2024-06-g/03-ПН-Лукиліяна.docx
@@ -4367,6 +4367,11 @@
       </w:r>
     </w:p>
     <w:p>
+      <w:r>
+        <w:t>БОГОРОДИЧНИЙ</w:t>
+      </w:r>
+    </w:p>
+    <w:p>
       <w:pPr>
         <w:pStyle w:val="Heading2"/>
         <w:spacing w:before="0" w:after="120"/>
@@ -4541,6 +4546,19 @@
     </w:p>
     <w:p>
       <w:pPr>
+        <w:spacing w:after="120"/>
+        <w:jc w:val="both"/>
+        <w:rPr>
+          <w:rFonts w:ascii="Times New Roman" w:hAnsi="Times New Roman"/>
+          <w:color w:val="FF0000"/>
+          <w:sz w:val="24"/>
+          <w:szCs w:val="24"/>
+          <w:lang w:val="uk-UA"/>
+        </w:rPr>
+      </w:pPr>
+    </w:p>
+    <w:p>
+      <w:pPr>
         <w:pStyle w:val="Heading3"/>
         <w:spacing w:before="0" w:after="120"/>
         <w:jc w:val="center"/>
@@ -4655,6 +4673,18 @@
     </w:p>
     <w:p>
       <w:pPr>
+        <w:spacing w:after="120"/>
+        <w:jc w:val="both"/>
+        <w:rPr>
+          <w:rFonts w:ascii="Times New Roman" w:hAnsi="Times New Roman"/>
+          <w:sz w:val="24"/>
+          <w:szCs w:val="24"/>
+          <w:lang w:val="uk-UA"/>
+        </w:rPr>
+      </w:pPr>
+    </w:p>
+    <w:p>
+      <w:pPr>
         <w:pStyle w:val="Heading3"/>
         <w:spacing w:before="0" w:after="120"/>
         <w:jc w:val="center"/>
@@ -4925,6 +4955,18 @@
     </w:p>
     <w:p>
       <w:pPr>
+        <w:spacing w:after="120"/>
+        <w:jc w:val="both"/>
+        <w:rPr>
+          <w:rFonts w:ascii="Times New Roman" w:hAnsi="Times New Roman"/>
+          <w:sz w:val="24"/>
+          <w:szCs w:val="24"/>
+          <w:lang w:val="uk-UA"/>
+        </w:rPr>
+      </w:pPr>
+    </w:p>
+    <w:p>
+      <w:pPr>
         <w:pStyle w:val="Heading3"/>
         <w:spacing w:before="0" w:after="120"/>
         <w:jc w:val="center"/>
@@ -5875,6 +5917,20 @@
     </w:p>
     <w:p>
       <w:pPr>
+        <w:spacing w:after="120"/>
+        <w:jc w:val="both"/>
+        <w:rPr>
+          <w:rFonts w:ascii="Times New Roman" w:hAnsi="Times New Roman"/>
+          <w:i/>
+          <w:color w:val="FF0000"/>
+          <w:sz w:val="24"/>
+          <w:szCs w:val="24"/>
+          <w:lang w:val="uk-UA"/>
+        </w:rPr>
+      </w:pPr>
+    </w:p>
+    <w:p>
+      <w:pPr>
         <w:pStyle w:val="Heading2"/>
         <w:spacing w:before="0" w:after="120"/>
         <w:jc w:val="center"/>
@@ -6085,6 +6141,93 @@
     </w:p>
     <w:p>
       <w:pPr>
+        <w:spacing w:after="120"/>
+        <w:jc w:val="both"/>
+        <w:rPr>
+          <w:rFonts w:ascii="Times New Roman" w:hAnsi="Times New Roman"/>
+          <w:sz w:val="24"/>
+          <w:szCs w:val="24"/>
+          <w:lang w:val="uk-UA"/>
+        </w:rPr>
+      </w:pPr>
+      <w:r>
+        <w:rPr>
+          <w:rFonts w:ascii="Times New Roman" w:hAnsi="Times New Roman"/>
+          <w:b/>
+          <w:sz w:val="24"/>
+          <w:szCs w:val="24"/>
+          <w:lang w:val="uk-UA"/>
+        </w:rPr>
+        <w:t>Слава і нині</w:t>
+      </w:r>
+      <w:r>
+        <w:rPr>
+          <w:rFonts w:ascii="Times New Roman" w:hAnsi="Times New Roman"/>
+          <w:sz w:val="24"/>
+          <w:szCs w:val="24"/>
+          <w:lang w:val="uk-UA"/>
+        </w:rPr>
+        <w:t xml:space="preserve"> </w:t>
+      </w:r>
+      <w:r>
+        <w:rPr>
+          <w:rFonts w:ascii="Times New Roman" w:hAnsi="Times New Roman"/>
+          <w:i/>
+          <w:color w:val="FF0000"/>
+          <w:sz w:val="24"/>
+          <w:szCs w:val="24"/>
+          <w:lang w:val="uk-UA"/>
+        </w:rPr>
+        <w:t>(</w:t>
+      </w:r>
+      <w:proofErr w:type="spellStart"/>
+      <w:r>
+        <w:rPr>
+          <w:rFonts w:ascii="Times New Roman" w:hAnsi="Times New Roman"/>
+          <w:i/>
+          <w:color w:val="FF0000"/>
+          <w:sz w:val="24"/>
+          <w:szCs w:val="24"/>
+          <w:lang w:val="uk-UA"/>
+        </w:rPr>
+        <w:t>самоподібний</w:t>
+      </w:r>
+      <w:proofErr w:type="spellEnd"/>
+      <w:r>
+        <w:rPr>
+          <w:rFonts w:ascii="Times New Roman" w:hAnsi="Times New Roman"/>
+          <w:i/>
+          <w:color w:val="FF0000"/>
+          <w:sz w:val="24"/>
+          <w:szCs w:val="24"/>
+          <w:lang w:val="uk-UA"/>
+        </w:rPr>
+        <w:t>):</w:t>
+      </w:r>
+      <w:r>
+        <w:rPr>
+          <w:rFonts w:ascii="Times New Roman" w:hAnsi="Times New Roman"/>
+          <w:sz w:val="24"/>
+          <w:szCs w:val="24"/>
+          <w:lang w:val="uk-UA"/>
+        </w:rPr>
+        <w:t xml:space="preserve"> Небесних хорів радосте* і на землі людям могутня помічнице,* Пречиста Діво!* Спаси нас, що до тебе прибігаємо,* бо по Бозі на тебе, Богородице,* ми поклали нашу надію.</w:t>
+      </w:r>
+    </w:p>
+    <w:p>
+      <w:pPr>
+        <w:spacing w:after="120"/>
+        <w:jc w:val="both"/>
+        <w:rPr>
+          <w:rFonts w:ascii="Times New Roman" w:hAnsi="Times New Roman"/>
+          <w:sz w:val="24"/>
+          <w:szCs w:val="24"/>
+          <w:lang w:val="uk-UA"/>
+        </w:rPr>
+      </w:pPr>
+    </w:p>
+    <w:p>
+      <w:pPr>
         <w:pStyle w:val="Heading3"/>
         <w:spacing w:before="0" w:after="120"/>
         <w:jc w:val="center"/>
@@ -6241,6 +6384,45 @@
           <w:szCs w:val="24"/>
           <w:lang w:val="uk-UA"/>
         </w:rPr>
+        <w:t xml:space="preserve">Слава Отцю, і Сину, і Святому Духові,* і нині і повсякчас, і на </w:t>
+      </w:r>
+      <w:r>
+        <w:rPr>
+          <w:rFonts w:ascii="Times New Roman" w:hAnsi="Times New Roman"/>
+          <w:sz w:val="24"/>
+          <w:szCs w:val="24"/>
+          <w:lang w:val="uk-UA"/>
+        </w:rPr>
+        <w:t>віки віків</w:t>
+      </w:r>
+      <w:r>
+        <w:rPr>
+          <w:rFonts w:ascii="Times New Roman" w:hAnsi="Times New Roman"/>
+          <w:sz w:val="24"/>
+          <w:szCs w:val="24"/>
+          <w:lang w:val="uk-UA"/>
+        </w:rPr>
+        <w:t>. Амінь.</w:t>
+      </w:r>
+    </w:p>
+    <w:p>
+      <w:pPr>
+        <w:spacing w:after="120"/>
+        <w:jc w:val="both"/>
+        <w:rPr>
+          <w:rFonts w:ascii="Times New Roman" w:hAnsi="Times New Roman"/>
+          <w:sz w:val="24"/>
+          <w:szCs w:val="24"/>
+          <w:lang w:val="uk-UA"/>
+        </w:rPr>
+      </w:pPr>
+      <w:r>
+        <w:rPr>
+          <w:rFonts w:ascii="Times New Roman" w:hAnsi="Times New Roman"/>
+          <w:sz w:val="24"/>
+          <w:szCs w:val="24"/>
+          <w:lang w:val="uk-UA"/>
+        </w:rPr>
         <w:t>Пресвята Тройце, помилуй нас;* Господи, очисти гріхи наші;* Владико, прости беззаконня наші;* Святий, завітай і зціли немочі наші імени твого ради.</w:t>
       </w:r>
     </w:p>
@@ -6294,6 +6476,66 @@
           <w:szCs w:val="24"/>
           <w:lang w:val="uk-UA"/>
         </w:rPr>
+        <w:t>Слава Отцю, і Сину, і Святому Духові.</w:t>
+      </w:r>
+    </w:p>
+    <w:p>
+      <w:pPr>
+        <w:spacing w:after="120"/>
+        <w:jc w:val="both"/>
+        <w:rPr>
+          <w:rFonts w:ascii="Times New Roman" w:hAnsi="Times New Roman"/>
+          <w:sz w:val="24"/>
+          <w:szCs w:val="24"/>
+          <w:lang w:val="uk-UA"/>
+        </w:rPr>
+      </w:pPr>
+      <w:r>
+        <w:rPr>
+          <w:rFonts w:ascii="Times New Roman" w:hAnsi="Times New Roman"/>
+          <w:sz w:val="24"/>
+          <w:szCs w:val="24"/>
+          <w:lang w:val="uk-UA"/>
+        </w:rPr>
+        <w:t xml:space="preserve">І нині і повсякчас, і на </w:t>
+      </w:r>
+      <w:r>
+        <w:rPr>
+          <w:rFonts w:ascii="Times New Roman" w:hAnsi="Times New Roman"/>
+          <w:sz w:val="24"/>
+          <w:szCs w:val="24"/>
+          <w:lang w:val="uk-UA"/>
+        </w:rPr>
+        <w:t>віки віків</w:t>
+      </w:r>
+      <w:r>
+        <w:rPr>
+          <w:rFonts w:ascii="Times New Roman" w:hAnsi="Times New Roman"/>
+          <w:sz w:val="24"/>
+          <w:szCs w:val="24"/>
+          <w:lang w:val="uk-UA"/>
+        </w:rPr>
+        <w:t>. Амінь.</w:t>
+      </w:r>
+    </w:p>
+    <w:p>
+      <w:pPr>
+        <w:spacing w:after="120"/>
+        <w:jc w:val="both"/>
+        <w:rPr>
+          <w:rFonts w:ascii="Times New Roman" w:hAnsi="Times New Roman"/>
+          <w:sz w:val="24"/>
+          <w:szCs w:val="24"/>
+          <w:lang w:val="uk-UA"/>
+        </w:rPr>
+      </w:pPr>
+      <w:r>
+        <w:rPr>
+          <w:rFonts w:ascii="Times New Roman" w:hAnsi="Times New Roman"/>
+          <w:sz w:val="24"/>
+          <w:szCs w:val="24"/>
+          <w:lang w:val="uk-UA"/>
+        </w:rPr>
         <w:t>Отче наш, що єси на небесах,* нехай святиться ім’я твоє,* нехай прийде царство твоє,* нехай буде воля твоя, як на небі, так і на землі.* Хліб наш насущний дай нам сьогодні,* і прости нам провини наші,* як і ми прощаємо винуватцям нашим,* і не введи нас у спокусу,* але визволи нас від лукавого.</w:t>
       </w:r>
     </w:p>
@@ -6366,6 +6608,18 @@
         </w:rPr>
         <w:t>Амінь.</w:t>
       </w:r>
+    </w:p>
+    <w:p>
+      <w:pPr>
+        <w:spacing w:after="120"/>
+        <w:jc w:val="both"/>
+        <w:rPr>
+          <w:rFonts w:ascii="Times New Roman" w:hAnsi="Times New Roman"/>
+          <w:sz w:val="24"/>
+          <w:szCs w:val="24"/>
+          <w:lang w:val="uk-UA"/>
+        </w:rPr>
+      </w:pPr>
     </w:p>
     <w:p>
       <w:pPr>
@@ -7186,6 +7440,18 @@
     </w:p>
     <w:p>
       <w:pPr>
+        <w:spacing w:after="120"/>
+        <w:jc w:val="both"/>
+        <w:rPr>
+          <w:rFonts w:ascii="Times New Roman" w:hAnsi="Times New Roman"/>
+          <w:sz w:val="24"/>
+          <w:szCs w:val="24"/>
+          <w:lang w:val="uk-UA"/>
+        </w:rPr>
+      </w:pPr>
+    </w:p>
+    <w:p>
+      <w:pPr>
         <w:pStyle w:val="Heading2"/>
         <w:spacing w:before="0" w:after="120"/>
         <w:jc w:val="center"/>
@@ -7461,6 +7727,18 @@
     </w:p>
     <w:p>
       <w:pPr>
+        <w:spacing w:after="120"/>
+        <w:jc w:val="both"/>
+        <w:rPr>
+          <w:rFonts w:ascii="Times New Roman" w:hAnsi="Times New Roman"/>
+          <w:sz w:val="24"/>
+          <w:szCs w:val="24"/>
+          <w:lang w:val="uk-UA"/>
+        </w:rPr>
+      </w:pPr>
+    </w:p>
+    <w:p>
+      <w:pPr>
         <w:pStyle w:val="Heading3"/>
         <w:spacing w:before="0" w:after="120"/>
         <w:jc w:val="center"/>
@@ -7517,6 +7795,52 @@
     </w:p>
     <w:p>
       <w:pPr>
+        <w:spacing w:after="120"/>
+        <w:jc w:val="both"/>
+        <w:rPr>
+          <w:rFonts w:ascii="Times New Roman" w:hAnsi="Times New Roman"/>
+          <w:sz w:val="24"/>
+          <w:szCs w:val="24"/>
+          <w:lang w:val="uk-UA"/>
+        </w:rPr>
+      </w:pPr>
+    </w:p>
+    <w:p>
+      <w:pPr>
+        <w:spacing w:after="120"/>
+        <w:jc w:val="both"/>
+        <w:rPr>
+          <w:rFonts w:ascii="Times New Roman" w:hAnsi="Times New Roman"/>
+          <w:sz w:val="24"/>
+          <w:szCs w:val="24"/>
+          <w:lang w:val="uk-UA"/>
+        </w:rPr>
+      </w:pPr>
+    </w:p>
+    <w:p>
+      <w:pPr>
+        <w:spacing w:after="120"/>
+        <w:jc w:val="both"/>
+        <w:rPr>
+          <w:rFonts w:ascii="Times New Roman" w:hAnsi="Times New Roman"/>
+          <w:sz w:val="24"/>
+          <w:szCs w:val="24"/>
+          <w:lang w:val="uk-UA"/>
+        </w:rPr>
+      </w:pPr>
+      <w:r>
+        <w:rPr>
+          <w:rFonts w:ascii="Times New Roman" w:hAnsi="Times New Roman"/>
+          <w:b/>
+          <w:sz w:val="24"/>
+          <w:szCs w:val="24"/>
+          <w:lang w:val="uk-UA"/>
+        </w:rPr>
+        <w:br w:type="page"/>
+      </w:r>
+    </w:p>
+    <w:p>
+      <w:pPr>
         <w:pStyle w:val="Heading1"/>
         <w:spacing w:after="120"/>
         <w:jc w:val="center"/>
@@ -7610,6 +7934,38 @@
         <w:jc w:val="both"/>
         <w:rPr>
           <w:rFonts w:ascii="Times New Roman" w:hAnsi="Times New Roman"/>
+          <w:sz w:val="24"/>
+          <w:szCs w:val="24"/>
+          <w:lang w:val="uk-UA"/>
+        </w:rPr>
+      </w:pPr>
+      <w:r>
+        <w:rPr>
+          <w:rFonts w:ascii="Times New Roman" w:hAnsi="Times New Roman"/>
+          <w:sz w:val="24"/>
+          <w:szCs w:val="24"/>
+          <w:lang w:val="uk-UA"/>
+        </w:rPr>
+        <w:t xml:space="preserve">Слава во вишніх Богу, і на землі мир,* в людях благовоління </w:t>
+      </w:r>
+      <w:r>
+        <w:rPr>
+          <w:rFonts w:ascii="Times New Roman" w:hAnsi="Times New Roman"/>
+          <w:i/>
+          <w:color w:val="FF0000"/>
+          <w:sz w:val="24"/>
+          <w:szCs w:val="24"/>
+          <w:lang w:val="uk-UA"/>
+        </w:rPr>
+        <w:t>(3 р.)</w:t>
+      </w:r>
+    </w:p>
+    <w:p>
+      <w:pPr>
+        <w:spacing w:after="120"/>
+        <w:jc w:val="both"/>
+        <w:rPr>
+          <w:rFonts w:ascii="Times New Roman" w:hAnsi="Times New Roman"/>
           <w:i/>
           <w:color w:val="FF0000"/>
           <w:sz w:val="24"/>
@@ -7637,6 +7993,18 @@
         </w:rPr>
         <w:t>(2 р.)</w:t>
       </w:r>
+    </w:p>
+    <w:p>
+      <w:pPr>
+        <w:spacing w:after="120"/>
+        <w:jc w:val="both"/>
+        <w:rPr>
+          <w:rFonts w:ascii="Times New Roman" w:hAnsi="Times New Roman"/>
+          <w:sz w:val="24"/>
+          <w:szCs w:val="24"/>
+          <w:lang w:val="uk-UA"/>
+        </w:rPr>
+      </w:pPr>
     </w:p>
     <w:p>
       <w:pPr>
@@ -8820,6 +9188,39 @@
     </w:p>
     <w:p>
       <w:pPr>
+        <w:spacing w:after="120"/>
+        <w:jc w:val="both"/>
+        <w:rPr>
+          <w:rFonts w:ascii="Times New Roman" w:hAnsi="Times New Roman"/>
+          <w:sz w:val="24"/>
+          <w:szCs w:val="24"/>
+          <w:lang w:val="uk-UA"/>
+        </w:rPr>
+      </w:pPr>
+    </w:p>
+    <w:p>
+      <w:pPr>
+        <w:spacing w:after="120"/>
+        <w:jc w:val="both"/>
+        <w:rPr>
+          <w:rFonts w:ascii="Times New Roman" w:hAnsi="Times New Roman"/>
+          <w:sz w:val="24"/>
+          <w:szCs w:val="24"/>
+          <w:lang w:val="uk-UA"/>
+        </w:rPr>
+      </w:pPr>
+      <w:r>
+        <w:rPr>
+          <w:rFonts w:ascii="Times New Roman" w:hAnsi="Times New Roman"/>
+          <w:sz w:val="24"/>
+          <w:szCs w:val="24"/>
+          <w:lang w:val="uk-UA"/>
+        </w:rPr>
+        <w:t>Слава Отцю, і Сину, і Святому Духові, і нині і повсякчас, і на віки віків. Амінь.</w:t>
+      </w:r>
+    </w:p>
+    <w:p>
+      <w:pPr>
         <w:tabs>
           <w:tab w:val="left" w:pos="6750"/>
         </w:tabs>
@@ -8884,6 +9285,39 @@
         </w:rPr>
         <w:t>(3 р.)</w:t>
       </w:r>
+    </w:p>
+    <w:p>
+      <w:pPr>
+        <w:spacing w:after="120"/>
+        <w:jc w:val="both"/>
+        <w:rPr>
+          <w:rFonts w:ascii="Times New Roman" w:hAnsi="Times New Roman"/>
+          <w:sz w:val="24"/>
+          <w:szCs w:val="24"/>
+          <w:lang w:val="uk-UA"/>
+        </w:rPr>
+      </w:pPr>
+      <w:r>
+        <w:rPr>
+          <w:rFonts w:ascii="Times New Roman" w:hAnsi="Times New Roman"/>
+          <w:sz w:val="24"/>
+          <w:szCs w:val="24"/>
+          <w:lang w:val="uk-UA"/>
+        </w:rPr>
+        <w:t>Слава Отцю, і Сину, і Святому Духові, і нині і повсякчас, і на віки віків. Амінь.</w:t>
+      </w:r>
+    </w:p>
+    <w:p>
+      <w:pPr>
+        <w:spacing w:after="120"/>
+        <w:jc w:val="both"/>
+        <w:rPr>
+          <w:rFonts w:ascii="Times New Roman" w:hAnsi="Times New Roman"/>
+          <w:sz w:val="24"/>
+          <w:szCs w:val="24"/>
+          <w:lang w:val="uk-UA"/>
+        </w:rPr>
+      </w:pPr>
     </w:p>
     <w:p>
       <w:pPr>
@@ -10328,6 +10762,45 @@
         <w:jc w:val="both"/>
         <w:rPr>
           <w:rFonts w:ascii="Times New Roman" w:hAnsi="Times New Roman"/>
+          <w:sz w:val="24"/>
+          <w:szCs w:val="24"/>
+          <w:lang w:val="uk-UA"/>
+        </w:rPr>
+      </w:pPr>
+      <w:r>
+        <w:rPr>
+          <w:rFonts w:ascii="Times New Roman" w:hAnsi="Times New Roman"/>
+          <w:sz w:val="24"/>
+          <w:szCs w:val="24"/>
+          <w:lang w:val="uk-UA"/>
+        </w:rPr>
+        <w:t xml:space="preserve">Слава Отцю, і Сину, і Святому Духові: І нині і повсякчас, і на </w:t>
+      </w:r>
+      <w:r>
+        <w:rPr>
+          <w:rFonts w:ascii="Times New Roman" w:hAnsi="Times New Roman"/>
+          <w:sz w:val="24"/>
+          <w:szCs w:val="24"/>
+          <w:lang w:val="uk-UA"/>
+        </w:rPr>
+        <w:t>віки віків</w:t>
+      </w:r>
+      <w:r>
+        <w:rPr>
+          <w:rFonts w:ascii="Times New Roman" w:hAnsi="Times New Roman"/>
+          <w:sz w:val="24"/>
+          <w:szCs w:val="24"/>
+          <w:lang w:val="uk-UA"/>
+        </w:rPr>
+        <w:t xml:space="preserve">. Амінь. </w:t>
+      </w:r>
+    </w:p>
+    <w:p>
+      <w:pPr>
+        <w:spacing w:after="120"/>
+        <w:jc w:val="both"/>
+        <w:rPr>
+          <w:rFonts w:ascii="Times New Roman" w:hAnsi="Times New Roman"/>
           <w:color w:val="FF0000"/>
           <w:sz w:val="24"/>
           <w:szCs w:val="24"/>
@@ -10354,6 +10827,20 @@
         </w:rPr>
         <w:t>(3 р.)</w:t>
       </w:r>
+    </w:p>
+    <w:p>
+      <w:pPr>
+        <w:spacing w:after="120"/>
+        <w:jc w:val="both"/>
+        <w:rPr>
+          <w:rFonts w:ascii="Times New Roman" w:hAnsi="Times New Roman"/>
+          <w:b/>
+          <w:color w:val="FF0000"/>
+          <w:sz w:val="24"/>
+          <w:szCs w:val="24"/>
+          <w:lang w:val="uk-UA"/>
+        </w:rPr>
+      </w:pPr>
     </w:p>
     <w:p>
       <w:pPr>
@@ -11093,6 +11580,19 @@
     </w:p>
     <w:p>
       <w:pPr>
+        <w:spacing w:after="120"/>
+        <w:jc w:val="both"/>
+        <w:rPr>
+          <w:rFonts w:ascii="Times New Roman" w:hAnsi="Times New Roman"/>
+          <w:color w:val="FF0000"/>
+          <w:sz w:val="24"/>
+          <w:szCs w:val="24"/>
+          <w:lang w:val="uk-UA"/>
+        </w:rPr>
+      </w:pPr>
+    </w:p>
+    <w:p>
+      <w:pPr>
         <w:pStyle w:val="Heading2"/>
         <w:spacing w:before="0" w:after="120"/>
         <w:jc w:val="center"/>
@@ -12027,6 +12527,19 @@
     </w:p>
     <w:p>
       <w:pPr>
+        <w:spacing w:after="120"/>
+        <w:jc w:val="both"/>
+        <w:rPr>
+          <w:rFonts w:ascii="Times New Roman" w:hAnsi="Times New Roman"/>
+          <w:color w:val="FF0000"/>
+          <w:sz w:val="24"/>
+          <w:szCs w:val="24"/>
+          <w:lang w:val="uk-UA"/>
+        </w:rPr>
+      </w:pPr>
+    </w:p>
+    <w:p>
+      <w:pPr>
         <w:pStyle w:val="Heading3"/>
         <w:spacing w:before="0" w:after="120"/>
         <w:jc w:val="center"/>
@@ -12286,6 +12799,18 @@
     </w:p>
     <w:p>
       <w:pPr>
+        <w:spacing w:after="120"/>
+        <w:jc w:val="both"/>
+        <w:rPr>
+          <w:rFonts w:ascii="Times New Roman" w:hAnsi="Times New Roman"/>
+          <w:sz w:val="24"/>
+          <w:szCs w:val="24"/>
+          <w:lang w:val="uk-UA"/>
+        </w:rPr>
+      </w:pPr>
+    </w:p>
+    <w:p>
+      <w:pPr>
         <w:pStyle w:val="Heading3"/>
         <w:spacing w:before="0" w:after="120"/>
         <w:jc w:val="center"/>
@@ -12704,6 +13229,18 @@
     </w:p>
     <w:p>
       <w:pPr>
+        <w:spacing w:after="120"/>
+        <w:jc w:val="both"/>
+        <w:rPr>
+          <w:rFonts w:ascii="Times New Roman" w:hAnsi="Times New Roman"/>
+          <w:sz w:val="24"/>
+          <w:szCs w:val="24"/>
+          <w:lang w:val="uk-UA"/>
+        </w:rPr>
+      </w:pPr>
+    </w:p>
+    <w:p>
+      <w:pPr>
         <w:pStyle w:val="Heading3"/>
         <w:spacing w:before="0" w:after="120"/>
         <w:jc w:val="center"/>
@@ -12776,6 +13313,51 @@
         <w:jc w:val="both"/>
         <w:rPr>
           <w:rFonts w:ascii="Times New Roman" w:hAnsi="Times New Roman"/>
+          <w:sz w:val="24"/>
+          <w:szCs w:val="24"/>
+          <w:lang w:val="uk-UA"/>
+        </w:rPr>
+      </w:pPr>
+      <w:r>
+        <w:rPr>
+          <w:rFonts w:ascii="Times New Roman" w:hAnsi="Times New Roman"/>
+          <w:b/>
+          <w:sz w:val="24"/>
+          <w:szCs w:val="24"/>
+          <w:lang w:val="uk-UA"/>
+        </w:rPr>
+        <w:t>Слава і нині</w:t>
+      </w:r>
+      <w:r>
+        <w:rPr>
+          <w:rFonts w:ascii="Times New Roman" w:hAnsi="Times New Roman"/>
+          <w:sz w:val="24"/>
+          <w:szCs w:val="24"/>
+          <w:lang w:val="uk-UA"/>
+        </w:rPr>
+        <w:t>: Бачивши в тобі, Благодатна, чудо-чудес – створіння радіє.* Бо ти невимовно породила безсіменно Зачатого,* якого й ангельські найвищі хори не сміють оглядати.* Його, Богородице, моли, щоб спастися душам нашим.</w:t>
+      </w:r>
+    </w:p>
+    <w:p>
+      <w:pPr>
+        <w:spacing w:after="120"/>
+        <w:jc w:val="both"/>
+        <w:rPr>
+          <w:rFonts w:ascii="Times New Roman" w:hAnsi="Times New Roman"/>
+          <w:i/>
+          <w:color w:val="FF0000"/>
+          <w:sz w:val="24"/>
+          <w:szCs w:val="24"/>
+          <w:lang w:val="uk-UA"/>
+        </w:rPr>
+      </w:pPr>
+    </w:p>
+    <w:p>
+      <w:pPr>
+        <w:spacing w:after="120"/>
+        <w:jc w:val="both"/>
+        <w:rPr>
+          <w:rFonts w:ascii="Times New Roman" w:hAnsi="Times New Roman"/>
           <w:i/>
           <w:iCs/>
           <w:color w:val="FF0000"/>
@@ -13175,6 +13757,18 @@
     </w:p>
     <w:p>
       <w:pPr>
+        <w:spacing w:after="120"/>
+        <w:jc w:val="both"/>
+        <w:rPr>
+          <w:rFonts w:ascii="Times New Roman" w:hAnsi="Times New Roman"/>
+          <w:sz w:val="24"/>
+          <w:szCs w:val="24"/>
+          <w:lang w:val="uk-UA"/>
+        </w:rPr>
+      </w:pPr>
+    </w:p>
+    <w:p>
+      <w:pPr>
         <w:pStyle w:val="Heading3"/>
         <w:spacing w:before="0" w:after="120"/>
         <w:jc w:val="center"/>
@@ -13283,6 +13877,49 @@
     </w:p>
     <w:p>
       <w:pPr>
+        <w:spacing w:after="120"/>
+        <w:jc w:val="both"/>
+        <w:rPr>
+          <w:rFonts w:ascii="Times New Roman" w:hAnsi="Times New Roman"/>
+          <w:sz w:val="24"/>
+          <w:szCs w:val="24"/>
+          <w:lang w:val="uk-UA"/>
+        </w:rPr>
+      </w:pPr>
+      <w:r>
+        <w:rPr>
+          <w:rFonts w:ascii="Times New Roman" w:hAnsi="Times New Roman"/>
+          <w:b/>
+          <w:sz w:val="24"/>
+          <w:szCs w:val="24"/>
+          <w:lang w:val="uk-UA"/>
+        </w:rPr>
+        <w:t>Слава і нині</w:t>
+      </w:r>
+      <w:r>
+        <w:rPr>
+          <w:rFonts w:ascii="Times New Roman" w:hAnsi="Times New Roman"/>
+          <w:sz w:val="24"/>
+          <w:szCs w:val="24"/>
+          <w:lang w:val="uk-UA"/>
+        </w:rPr>
+        <w:t>: Упевнена Провіднице і Помічнице всіх,* несхитна надіє і заступнице світу!* Помилуй нас як добросерда,* подай гріхів очищення і спасіння душ,* та скеруй на стежку покаяння.* Бо до тебе з вірою приходимо* і тебе сердечно молимо та прохаємо з любов’ю:* Не залишай нас без милости твоєї.</w:t>
+      </w:r>
+    </w:p>
+    <w:p>
+      <w:pPr>
+        <w:spacing w:after="120"/>
+        <w:jc w:val="both"/>
+        <w:rPr>
+          <w:rFonts w:ascii="Times New Roman" w:hAnsi="Times New Roman"/>
+          <w:sz w:val="24"/>
+          <w:szCs w:val="24"/>
+          <w:lang w:val="uk-UA"/>
+        </w:rPr>
+      </w:pPr>
+    </w:p>
+    <w:p>
+      <w:pPr>
         <w:pStyle w:val="Heading3"/>
         <w:spacing w:before="0" w:after="120"/>
         <w:jc w:val="center"/>
@@ -13737,6 +14374,19 @@
           <w:lang w:val="uk-UA"/>
         </w:rPr>
       </w:pPr>
+    </w:p>
+    <w:p>
+      <w:pPr>
+        <w:spacing w:after="120"/>
+        <w:jc w:val="both"/>
+        <w:rPr>
+          <w:rFonts w:ascii="Times New Roman" w:hAnsi="Times New Roman"/>
+          <w:sz w:val="24"/>
+          <w:szCs w:val="24"/>
+          <w:u w:val="single"/>
+          <w:lang w:val="uk-UA"/>
+        </w:rPr>
+      </w:pPr>
       <w:r>
         <w:rPr>
           <w:rFonts w:ascii="Times New Roman" w:hAnsi="Times New Roman"/>
@@ -13780,6 +14430,18 @@
         <w:lastRenderedPageBreak/>
         <w:t>серця людського знаєш, і єдиний ти маєш владу прощати гріхи. Серце ж чисте вчини в нас і Духом владичним утверди нас, і радість спасіння твого яви нам. Не відкинь нас від лиця твого, але дозволь, як Добрий і Чоловіколюбець, аж до останнього нашого віддиху появляти тобі жертву справедливости й приноси на святих твоїх жертовниках, милістю і ласками і чоловіколюб'ям єдинородного Сина твого, з яким ти є благословенний з пресвятим, добрим і животворящим твоїм Духом, нині й повсякчас, і на віки віків. Амінь.]</w:t>
       </w:r>
+    </w:p>
+    <w:p>
+      <w:pPr>
+        <w:spacing w:after="120"/>
+        <w:jc w:val="both"/>
+        <w:rPr>
+          <w:rFonts w:ascii="Times New Roman" w:hAnsi="Times New Roman"/>
+          <w:sz w:val="24"/>
+          <w:szCs w:val="24"/>
+          <w:lang w:val="uk-UA"/>
+        </w:rPr>
+      </w:pPr>
     </w:p>
     <w:p>
       <w:pPr>
@@ -16004,6 +16666,18 @@
     </w:p>
     <w:p>
       <w:pPr>
+        <w:spacing w:after="120"/>
+        <w:jc w:val="both"/>
+        <w:rPr>
+          <w:rFonts w:ascii="Times New Roman" w:hAnsi="Times New Roman"/>
+          <w:sz w:val="24"/>
+          <w:szCs w:val="24"/>
+          <w:lang w:val="uk-UA"/>
+        </w:rPr>
+      </w:pPr>
+    </w:p>
+    <w:p>
+      <w:pPr>
         <w:pStyle w:val="Heading3"/>
         <w:spacing w:after="120"/>
         <w:jc w:val="center"/>
@@ -16224,6 +16898,51 @@
         </w:rPr>
         <w:t>Учасниками несказанної твоєї слави вчинив ти, Спасе, уми безтілесні,* тож нині охорони ними твоїх людей, які приходять до тебе з вірою і любов'ю,* щоб безперестанно величали ми тебе, Владико.</w:t>
       </w:r>
+    </w:p>
+    <w:p>
+      <w:pPr>
+        <w:spacing w:after="120"/>
+        <w:jc w:val="both"/>
+        <w:rPr>
+          <w:rFonts w:ascii="Times New Roman" w:hAnsi="Times New Roman"/>
+          <w:sz w:val="24"/>
+          <w:szCs w:val="24"/>
+          <w:lang w:val="uk-UA"/>
+        </w:rPr>
+      </w:pPr>
+      <w:r>
+        <w:rPr>
+          <w:rFonts w:ascii="Times New Roman" w:hAnsi="Times New Roman"/>
+          <w:b/>
+          <w:sz w:val="24"/>
+          <w:szCs w:val="24"/>
+          <w:lang w:val="uk-UA"/>
+        </w:rPr>
+        <w:t>Слава і нині</w:t>
+      </w:r>
+      <w:r>
+        <w:rPr>
+          <w:rFonts w:ascii="Times New Roman" w:hAnsi="Times New Roman"/>
+          <w:sz w:val="24"/>
+          <w:szCs w:val="24"/>
+          <w:lang w:val="uk-UA"/>
+        </w:rPr>
+        <w:t>: Ангельські хори нині невпинно славлять твоє народження, Пречиста,* бо стоять у хорі та споглядають, втішаючись твоєю радістю,* і тебе Богородицю безнастанно величають.</w:t>
+      </w:r>
+    </w:p>
+    <w:p>
+      <w:pPr>
+        <w:spacing w:after="120"/>
+        <w:jc w:val="both"/>
+        <w:rPr>
+          <w:rFonts w:ascii="Times New Roman" w:hAnsi="Times New Roman"/>
+          <w:i/>
+          <w:color w:val="000000"/>
+          <w:sz w:val="24"/>
+          <w:szCs w:val="24"/>
+          <w:lang w:val="uk-UA"/>
+        </w:rPr>
+      </w:pPr>
     </w:p>
     <w:p>
       <w:pPr>
@@ -16302,6 +17021,20 @@
     </w:p>
     <w:p>
       <w:pPr>
+        <w:spacing w:after="120"/>
+        <w:jc w:val="both"/>
+        <w:rPr>
+          <w:rFonts w:ascii="Times New Roman" w:hAnsi="Times New Roman"/>
+          <w:i/>
+          <w:color w:val="FF0000"/>
+          <w:sz w:val="24"/>
+          <w:szCs w:val="24"/>
+          <w:lang w:val="uk-UA"/>
+        </w:rPr>
+      </w:pPr>
+    </w:p>
+    <w:p>
+      <w:pPr>
         <w:pStyle w:val="Heading3"/>
         <w:spacing w:before="0" w:after="120"/>
         <w:jc w:val="center"/>
@@ -16631,6 +17364,18 @@
     </w:p>
     <w:p>
       <w:pPr>
+        <w:spacing w:after="120"/>
+        <w:jc w:val="both"/>
+        <w:rPr>
+          <w:rFonts w:ascii="Times New Roman" w:hAnsi="Times New Roman"/>
+          <w:sz w:val="24"/>
+          <w:szCs w:val="24"/>
+          <w:lang w:val="uk-UA"/>
+        </w:rPr>
+      </w:pPr>
+    </w:p>
+    <w:p>
+      <w:pPr>
         <w:pStyle w:val="Heading3"/>
         <w:spacing w:before="0" w:after="120"/>
         <w:jc w:val="center"/>
@@ -16734,6 +17479,49 @@
     </w:p>
     <w:p>
       <w:pPr>
+        <w:spacing w:after="120"/>
+        <w:jc w:val="both"/>
+        <w:rPr>
+          <w:rFonts w:ascii="Times New Roman" w:hAnsi="Times New Roman"/>
+          <w:sz w:val="24"/>
+          <w:szCs w:val="24"/>
+          <w:lang w:val="uk-UA"/>
+        </w:rPr>
+      </w:pPr>
+      <w:r>
+        <w:rPr>
+          <w:rFonts w:ascii="Times New Roman" w:hAnsi="Times New Roman"/>
+          <w:b/>
+          <w:sz w:val="24"/>
+          <w:szCs w:val="24"/>
+          <w:lang w:val="uk-UA"/>
+        </w:rPr>
+        <w:t>Слава і нині</w:t>
+      </w:r>
+      <w:r>
+        <w:rPr>
+          <w:rFonts w:ascii="Times New Roman" w:hAnsi="Times New Roman"/>
+          <w:sz w:val="24"/>
+          <w:szCs w:val="24"/>
+          <w:lang w:val="uk-UA"/>
+        </w:rPr>
+        <w:t>: Ти мені заступниця, Пречиста,* кріпке забороло і провідниця світу,* тож до тебе припадаю і кличу:* Визволь мене, Діво, від лютих бід та звільни від вічного вогню,* бо на тебе надіюся.</w:t>
+      </w:r>
+    </w:p>
+    <w:p>
+      <w:pPr>
+        <w:spacing w:after="120"/>
+        <w:jc w:val="both"/>
+        <w:rPr>
+          <w:rFonts w:ascii="Times New Roman" w:hAnsi="Times New Roman"/>
+          <w:sz w:val="24"/>
+          <w:szCs w:val="24"/>
+          <w:lang w:val="uk-UA"/>
+        </w:rPr>
+      </w:pPr>
+    </w:p>
+    <w:p>
+      <w:pPr>
         <w:pStyle w:val="Heading2"/>
         <w:spacing w:before="0" w:after="120"/>
         <w:jc w:val="center"/>
@@ -17762,6 +18550,18 @@
     </w:p>
     <w:p>
       <w:pPr>
+        <w:spacing w:after="120"/>
+        <w:jc w:val="both"/>
+        <w:rPr>
+          <w:rFonts w:ascii="Times New Roman" w:hAnsi="Times New Roman"/>
+          <w:sz w:val="24"/>
+          <w:szCs w:val="24"/>
+          <w:lang w:val="uk-UA"/>
+        </w:rPr>
+      </w:pPr>
+    </w:p>
+    <w:p>
+      <w:pPr>
         <w:pStyle w:val="Heading3"/>
         <w:spacing w:before="0" w:after="120"/>
         <w:jc w:val="center"/>
@@ -17837,6 +18637,19 @@
           <w:rFonts w:ascii="Times New Roman" w:hAnsi="Times New Roman"/>
           <w:sz w:val="24"/>
           <w:szCs w:val="24"/>
+          <w:u w:val="single"/>
+          <w:lang w:val="uk-UA"/>
+        </w:rPr>
+      </w:pPr>
+    </w:p>
+    <w:p>
+      <w:pPr>
+        <w:spacing w:after="120"/>
+        <w:jc w:val="both"/>
+        <w:rPr>
+          <w:rFonts w:ascii="Times New Roman" w:hAnsi="Times New Roman"/>
+          <w:sz w:val="24"/>
+          <w:szCs w:val="24"/>
           <w:lang w:val="uk-UA"/>
         </w:rPr>
       </w:pPr>
@@ -18416,6 +19229,18 @@
         </w:rPr>
         <w:t>. Амінь.</w:t>
       </w:r>
+    </w:p>
+    <w:p>
+      <w:pPr>
+        <w:spacing w:after="120"/>
+        <w:jc w:val="both"/>
+        <w:rPr>
+          <w:rFonts w:ascii="Times New Roman" w:hAnsi="Times New Roman"/>
+          <w:sz w:val="24"/>
+          <w:szCs w:val="24"/>
+          <w:lang w:val="uk-UA"/>
+        </w:rPr>
+      </w:pPr>
     </w:p>
     <w:p>
       <w:pPr>
@@ -19387,6 +20212,18 @@
     </w:p>
     <w:p>
       <w:pPr>
+        <w:spacing w:after="120"/>
+        <w:jc w:val="both"/>
+        <w:rPr>
+          <w:rFonts w:ascii="Times New Roman" w:hAnsi="Times New Roman"/>
+          <w:sz w:val="24"/>
+          <w:szCs w:val="24"/>
+          <w:lang w:val="uk-UA"/>
+        </w:rPr>
+      </w:pPr>
+    </w:p>
+    <w:p>
+      <w:pPr>
         <w:pStyle w:val="Heading2"/>
         <w:spacing w:before="0" w:after="120"/>
         <w:jc w:val="center"/>
@@ -19676,6 +20513,69 @@
         <w:jc w:val="both"/>
         <w:rPr>
           <w:rFonts w:ascii="Times New Roman" w:hAnsi="Times New Roman"/>
+          <w:sz w:val="24"/>
+          <w:szCs w:val="24"/>
+          <w:lang w:val="uk-UA"/>
+        </w:rPr>
+      </w:pPr>
+      <w:r>
+        <w:rPr>
+          <w:rFonts w:ascii="Times New Roman" w:hAnsi="Times New Roman"/>
+          <w:b/>
+          <w:sz w:val="24"/>
+          <w:szCs w:val="24"/>
+          <w:lang w:val="uk-UA"/>
+        </w:rPr>
+        <w:t>Слава і нині</w:t>
+      </w:r>
+      <w:r>
+        <w:rPr>
+          <w:rFonts w:ascii="Times New Roman" w:hAnsi="Times New Roman"/>
+          <w:sz w:val="24"/>
+          <w:szCs w:val="24"/>
+          <w:lang w:val="uk-UA"/>
+        </w:rPr>
+        <w:t xml:space="preserve"> </w:t>
+      </w:r>
+      <w:r>
+        <w:rPr>
+          <w:rFonts w:ascii="Times New Roman" w:hAnsi="Times New Roman"/>
+          <w:i/>
+          <w:color w:val="FF0000"/>
+          <w:sz w:val="24"/>
+          <w:szCs w:val="24"/>
+          <w:lang w:val="uk-UA"/>
+        </w:rPr>
+        <w:t>(подібний: Небесних хорів):</w:t>
+      </w:r>
+      <w:r>
+        <w:rPr>
+          <w:rFonts w:ascii="Times New Roman" w:hAnsi="Times New Roman"/>
+          <w:sz w:val="24"/>
+          <w:szCs w:val="24"/>
+          <w:lang w:val="uk-UA"/>
+        </w:rPr>
+        <w:t xml:space="preserve"> Святіша від усіх небесних сил,* чесніша від усього створіння, Богородице,* Владичице світу!* Спаси нас як добросерда, Мати Спаса,* від темних гріхів і бід,* молитвами своїми.</w:t>
+      </w:r>
+    </w:p>
+    <w:p>
+      <w:pPr>
+        <w:spacing w:after="120"/>
+        <w:jc w:val="both"/>
+        <w:rPr>
+          <w:rFonts w:ascii="Times New Roman" w:hAnsi="Times New Roman"/>
+          <w:sz w:val="24"/>
+          <w:szCs w:val="24"/>
+          <w:lang w:val="uk-UA"/>
+        </w:rPr>
+      </w:pPr>
+    </w:p>
+    <w:p>
+      <w:pPr>
+        <w:spacing w:after="120"/>
+        <w:jc w:val="both"/>
+        <w:rPr>
+          <w:rFonts w:ascii="Times New Roman" w:hAnsi="Times New Roman"/>
           <w:i/>
           <w:color w:val="FF0000"/>
           <w:sz w:val="24"/>
@@ -19797,6 +20697,45 @@
           <w:szCs w:val="24"/>
           <w:lang w:val="uk-UA"/>
         </w:rPr>
+        <w:t xml:space="preserve">Слава Отцю, і Сину, і Святому Духові,* і нині і повсякчас, і на </w:t>
+      </w:r>
+      <w:r>
+        <w:rPr>
+          <w:rFonts w:ascii="Times New Roman" w:hAnsi="Times New Roman"/>
+          <w:sz w:val="24"/>
+          <w:szCs w:val="24"/>
+          <w:lang w:val="uk-UA"/>
+        </w:rPr>
+        <w:t>віки віків</w:t>
+      </w:r>
+      <w:r>
+        <w:rPr>
+          <w:rFonts w:ascii="Times New Roman" w:hAnsi="Times New Roman"/>
+          <w:sz w:val="24"/>
+          <w:szCs w:val="24"/>
+          <w:lang w:val="uk-UA"/>
+        </w:rPr>
+        <w:t>. Амінь.</w:t>
+      </w:r>
+    </w:p>
+    <w:p>
+      <w:pPr>
+        <w:spacing w:after="120"/>
+        <w:jc w:val="both"/>
+        <w:rPr>
+          <w:rFonts w:ascii="Times New Roman" w:hAnsi="Times New Roman"/>
+          <w:sz w:val="24"/>
+          <w:szCs w:val="24"/>
+          <w:lang w:val="uk-UA"/>
+        </w:rPr>
+      </w:pPr>
+      <w:r>
+        <w:rPr>
+          <w:rFonts w:ascii="Times New Roman" w:hAnsi="Times New Roman"/>
+          <w:sz w:val="24"/>
+          <w:szCs w:val="24"/>
+          <w:lang w:val="uk-UA"/>
+        </w:rPr>
         <w:t>Пресвята Тройце, помилуй нас;* Господи, очисти гріхи наші;* Владико, прости беззаконня наші;* Святий, завітай і зціли немочі наші імени твого ради.</w:t>
       </w:r>
     </w:p>
@@ -19861,6 +20800,82 @@
           <w:szCs w:val="24"/>
           <w:lang w:val="uk-UA"/>
         </w:rPr>
+        <w:t>Слава Отцю, і Сину, і Святому Духові.</w:t>
+      </w:r>
+      <w:r>
+        <w:rPr>
+          <w:rFonts w:ascii="Times New Roman" w:hAnsi="Times New Roman"/>
+          <w:sz w:val="24"/>
+          <w:szCs w:val="24"/>
+          <w:lang w:val="uk-UA"/>
+        </w:rPr>
+        <w:t xml:space="preserve"> </w:t>
+      </w:r>
+      <w:r>
+        <w:rPr>
+          <w:rFonts w:ascii="Times New Roman" w:hAnsi="Times New Roman"/>
+          <w:sz w:val="24"/>
+          <w:szCs w:val="24"/>
+          <w:lang w:val="uk-UA"/>
+        </w:rPr>
+        <w:t>І</w:t>
+      </w:r>
+      <w:r>
+        <w:rPr>
+          <w:rFonts w:ascii="Times New Roman" w:hAnsi="Times New Roman"/>
+          <w:b/>
+          <w:sz w:val="24"/>
+          <w:szCs w:val="24"/>
+          <w:lang w:val="uk-UA"/>
+        </w:rPr>
+        <w:t xml:space="preserve"> </w:t>
+      </w:r>
+      <w:r>
+        <w:rPr>
+          <w:rFonts w:ascii="Times New Roman" w:hAnsi="Times New Roman"/>
+          <w:sz w:val="24"/>
+          <w:szCs w:val="24"/>
+          <w:lang w:val="uk-UA"/>
+        </w:rPr>
+        <w:t xml:space="preserve">нині і повсякчас, і на </w:t>
+      </w:r>
+      <w:r>
+        <w:rPr>
+          <w:rFonts w:ascii="Times New Roman" w:hAnsi="Times New Roman"/>
+          <w:sz w:val="24"/>
+          <w:szCs w:val="24"/>
+          <w:lang w:val="uk-UA"/>
+        </w:rPr>
+        <w:t>віки віків</w:t>
+      </w:r>
+      <w:r>
+        <w:rPr>
+          <w:rFonts w:ascii="Times New Roman" w:hAnsi="Times New Roman"/>
+          <w:sz w:val="24"/>
+          <w:szCs w:val="24"/>
+          <w:lang w:val="uk-UA"/>
+        </w:rPr>
+        <w:t>. Амінь.</w:t>
+      </w:r>
+    </w:p>
+    <w:p>
+      <w:pPr>
+        <w:spacing w:after="120"/>
+        <w:jc w:val="both"/>
+        <w:rPr>
+          <w:rFonts w:ascii="Times New Roman" w:hAnsi="Times New Roman"/>
+          <w:sz w:val="24"/>
+          <w:szCs w:val="24"/>
+          <w:lang w:val="uk-UA"/>
+        </w:rPr>
+      </w:pPr>
+      <w:r>
+        <w:rPr>
+          <w:rFonts w:ascii="Times New Roman" w:hAnsi="Times New Roman"/>
+          <w:sz w:val="24"/>
+          <w:szCs w:val="24"/>
+          <w:lang w:val="uk-UA"/>
+        </w:rPr>
         <w:t>Отче наш, що єси на небесах,* нехай святиться ім’я твоє,* нехай прийде царство твоє,* нехай буде воля твоя, як на небі, так і на землі.* Хліб наш насущний дай нам сьогодні,* і прости нам провини наші,* як і ми прощаємо винуватцям нашим,* і не введи нас у спокусу,* але визволи нас від лукавого.</w:t>
       </w:r>
     </w:p>
@@ -19944,6 +20959,19 @@
         </w:rPr>
         <w:t xml:space="preserve"> </w:t>
       </w:r>
+    </w:p>
+    <w:p>
+      <w:pPr>
+        <w:spacing w:after="120"/>
+        <w:jc w:val="both"/>
+        <w:rPr>
+          <w:rFonts w:ascii="Times New Roman" w:hAnsi="Times New Roman"/>
+          <w:i/>
+          <w:sz w:val="24"/>
+          <w:szCs w:val="24"/>
+          <w:lang w:val="uk-UA"/>
+        </w:rPr>
+      </w:pPr>
     </w:p>
     <w:p>
       <w:pPr>
@@ -20634,6 +21662,18 @@
     </w:p>
     <w:p>
       <w:pPr>
+        <w:spacing w:after="120"/>
+        <w:jc w:val="both"/>
+        <w:rPr>
+          <w:rFonts w:ascii="Times New Roman" w:hAnsi="Times New Roman"/>
+          <w:sz w:val="24"/>
+          <w:szCs w:val="24"/>
+          <w:lang w:val="uk-UA"/>
+        </w:rPr>
+      </w:pPr>
+    </w:p>
+    <w:p>
+      <w:pPr>
         <w:pStyle w:val="Heading2"/>
         <w:spacing w:before="0" w:after="120"/>
         <w:jc w:val="center"/>
@@ -20916,6 +21956,17 @@
         </w:rPr>
         <w:t>Амінь.</w:t>
       </w:r>
+    </w:p>
+    <w:p>
+      <w:pPr>
+        <w:spacing w:after="120"/>
+        <w:rPr>
+          <w:rFonts w:ascii="Times New Roman" w:hAnsi="Times New Roman"/>
+          <w:sz w:val="24"/>
+          <w:szCs w:val="24"/>
+          <w:lang w:val="uk-UA"/>
+        </w:rPr>
+      </w:pPr>
     </w:p>
     <w:sectPr>
       <w:pgSz w:w="11906" w:h="16838"/>
